--- a/spa/docx/20.content.docx
+++ b/spa/docx/20.content.docx
@@ -19,7 +19,7 @@
         <w:rPr>
           <w:lang w:val="es_ES" w:bidi="es_ES"/>
         </w:rPr>
-        <w:t>Resource: Notas de Estudio - Introducciones a los Libros (Tyndale)</w:t>
+        <w:t>Resource: Tyndale Open Study Notes</w:t>
       </w:r>
       <w:r>
         <w:rPr>
@@ -112,7 +112,7 @@
         <w:rPr>
           <w:lang w:val="es_ES" w:bidi="es_ES"/>
         </w:rPr>
-        <w:t>Notas de Estudio - Introducciones a los Libros (Tyndale)</w:t>
+        <w:t>Tyndale Open Study Notes</w:t>
       </w:r>
     </w:p>
     <w:p>

--- a/spa/docx/20.content.docx
+++ b/spa/docx/20.content.docx
@@ -19,7 +19,7 @@
         <w:rPr>
           <w:lang w:val="es_ES" w:bidi="es_ES"/>
         </w:rPr>
-        <w:t>Resource: Tyndale Open Study Notes</w:t>
+        <w:t>Resource: Aquifer Open Study Notes (Book Intros)</w:t>
       </w:r>
       <w:r>
         <w:rPr>
@@ -112,7 +112,7 @@
         <w:rPr>
           <w:lang w:val="es_ES" w:bidi="es_ES"/>
         </w:rPr>
-        <w:t>Tyndale Open Study Notes</w:t>
+        <w:t>Aquifer Open Study Notes (Book Intros)</w:t>
       </w:r>
     </w:p>
     <w:p>

--- a/spa/docx/20.content.docx
+++ b/spa/docx/20.content.docx
@@ -283,36 +283,24 @@
         </w:rPr>
         <w:t>Proverbios es la antología del antiguo Israel que recopila dichos sabios, consejos, instrucciones y advertencias. El libro se divide en dos secciones principales: comienza con charlas que un padre dirige a su hijo (</w:t>
       </w:r>
-      <w:hyperlink r:id="rId13">
-        <w:r>
-          <w:rPr>
-            <w:lang w:val="es_ES" w:bidi="es_ES"/>
-          </w:rPr>
-          <w:rPr>
-            <w:color w:val="0000EE"/>
-            <w:u w:val="single"/>
-          </w:rPr>
-          <w:t>caps. 1–9</w:t>
-        </w:r>
-      </w:hyperlink>
+      <w:r>
+        <w:rPr>
+          <w:lang w:val="es_ES" w:bidi="es_ES"/>
+        </w:rPr>
+        <w:t>caps. 1–9</w:t>
+      </w:r>
       <w:r>
         <w:rPr>
           <w:lang w:val="es_ES" w:bidi="es_ES"/>
         </w:rPr>
         <w:t>). Estas son seguidas por colecciones de dichos sabios (</w:t>
       </w:r>
-      <w:hyperlink r:id="rId14">
-        <w:r>
-          <w:rPr>
-            <w:lang w:val="es_ES" w:bidi="es_ES"/>
-          </w:rPr>
-          <w:rPr>
-            <w:color w:val="0000EE"/>
-            <w:u w:val="single"/>
-          </w:rPr>
-          <w:t>caps. 10–31</w:t>
-        </w:r>
-      </w:hyperlink>
+      <w:r>
+        <w:rPr>
+          <w:lang w:val="es_ES" w:bidi="es_ES"/>
+        </w:rPr>
+        <w:t>caps. 10–31</w:t>
+      </w:r>
       <w:r>
         <w:rPr>
           <w:lang w:val="es_ES" w:bidi="es_ES"/>
@@ -406,18 +394,12 @@
         </w:rPr>
         <w:t>Como el vinagre a los dientes o el humo en los ojos (</w:t>
       </w:r>
-      <w:hyperlink r:id="rId15">
-        <w:r>
-          <w:rPr>
-            <w:lang w:val="es_ES" w:bidi="es_ES"/>
-          </w:rPr>
-          <w:rPr>
-            <w:color w:val="0000EE"/>
-            <w:u w:val="single"/>
-          </w:rPr>
-          <w:t>10:26</w:t>
-        </w:r>
-      </w:hyperlink>
+      <w:r>
+        <w:rPr>
+          <w:lang w:val="es_ES" w:bidi="es_ES"/>
+        </w:rPr>
+        <w:t>10:26</w:t>
+      </w:r>
       <w:r>
         <w:rPr>
           <w:lang w:val="es_ES" w:bidi="es_ES"/>
@@ -479,18 +461,12 @@
         </w:rPr>
         <w:t>Ama a quienes hablan con honestidad (</w:t>
       </w:r>
-      <w:hyperlink r:id="rId16">
-        <w:r>
-          <w:rPr>
-            <w:lang w:val="es_ES" w:bidi="es_ES"/>
-          </w:rPr>
-          <w:rPr>
-            <w:color w:val="0000EE"/>
-            <w:u w:val="single"/>
-          </w:rPr>
-          <w:t>16:13</w:t>
-        </w:r>
-      </w:hyperlink>
+      <w:r>
+        <w:rPr>
+          <w:lang w:val="es_ES" w:bidi="es_ES"/>
+        </w:rPr>
+        <w:t>16:13</w:t>
+      </w:r>
       <w:r>
         <w:rPr>
           <w:lang w:val="es_ES" w:bidi="es_ES"/>
@@ -552,18 +528,12 @@
         </w:rPr>
         <w:t>pero una mujer insensata lo derriba con sus propias manos (</w:t>
       </w:r>
-      <w:hyperlink r:id="rId17">
-        <w:r>
-          <w:rPr>
-            <w:lang w:val="es_ES" w:bidi="es_ES"/>
-          </w:rPr>
-          <w:rPr>
-            <w:color w:val="0000EE"/>
-            <w:u w:val="single"/>
-          </w:rPr>
-          <w:t>14:1</w:t>
-        </w:r>
-      </w:hyperlink>
+      <w:r>
+        <w:rPr>
+          <w:lang w:val="es_ES" w:bidi="es_ES"/>
+        </w:rPr>
+        <w:t>14:1</w:t>
+      </w:r>
       <w:r>
         <w:rPr>
           <w:lang w:val="es_ES" w:bidi="es_ES"/>
@@ -612,18 +582,12 @@
         </w:rPr>
         <w:t>que tener un gran tesoro y experimentar agitación interna (</w:t>
       </w:r>
-      <w:hyperlink r:id="rId18">
-        <w:r>
-          <w:rPr>
-            <w:lang w:val="es_ES" w:bidi="es_ES"/>
-          </w:rPr>
-          <w:rPr>
-            <w:color w:val="0000EE"/>
-            <w:u w:val="single"/>
-          </w:rPr>
-          <w:t>15:16</w:t>
-        </w:r>
-      </w:hyperlink>
+      <w:r>
+        <w:rPr>
+          <w:lang w:val="es_ES" w:bidi="es_ES"/>
+        </w:rPr>
+        <w:t>15:16</w:t>
+      </w:r>
       <w:r>
         <w:rPr>
           <w:lang w:val="es_ES" w:bidi="es_ES"/>
@@ -669,144 +633,96 @@
         </w:rPr>
         <w:t>El libro de Proverbios fue iniciado por Salomón (</w:t>
       </w:r>
-      <w:hyperlink r:id="rId19">
-        <w:r>
-          <w:rPr>
-            <w:lang w:val="es_ES" w:bidi="es_ES"/>
-          </w:rPr>
-          <w:rPr>
-            <w:color w:val="0000EE"/>
-            <w:u w:val="single"/>
-          </w:rPr>
-          <w:t>1:1</w:t>
-        </w:r>
-      </w:hyperlink>
+      <w:r>
+        <w:rPr>
+          <w:lang w:val="es_ES" w:bidi="es_ES"/>
+        </w:rPr>
+        <w:t>1:1</w:t>
+      </w:r>
       <w:r>
         <w:rPr>
           <w:lang w:val="es_ES" w:bidi="es_ES"/>
         </w:rPr>
         <w:t>), un rey sabio (</w:t>
       </w:r>
-      <w:hyperlink r:id="rId20">
-        <w:r>
-          <w:rPr>
-            <w:lang w:val="es_ES" w:bidi="es_ES"/>
-          </w:rPr>
-          <w:rPr>
-            <w:color w:val="0000EE"/>
-            <w:u w:val="single"/>
-          </w:rPr>
-          <w:t>1 Re 3:5–15</w:t>
-        </w:r>
-      </w:hyperlink>
+      <w:r>
+        <w:rPr>
+          <w:lang w:val="es_ES" w:bidi="es_ES"/>
+        </w:rPr>
+        <w:t>1 Re 3:5–15</w:t>
+      </w:r>
       <w:r>
         <w:rPr>
           <w:lang w:val="es_ES" w:bidi="es_ES"/>
         </w:rPr>
         <w:t>) que recopiló dichos sabios y compuso los suyos propios (</w:t>
       </w:r>
-      <w:hyperlink r:id="rId21">
-        <w:r>
-          <w:rPr>
-            <w:lang w:val="es_ES" w:bidi="es_ES"/>
-          </w:rPr>
-          <w:rPr>
-            <w:color w:val="0000EE"/>
-            <w:u w:val="single"/>
-          </w:rPr>
-          <w:t>1 Re 4:29–32</w:t>
-        </w:r>
-      </w:hyperlink>
+      <w:r>
+        <w:rPr>
+          <w:lang w:val="es_ES" w:bidi="es_ES"/>
+        </w:rPr>
+        <w:t>1 Re 4:29–32</w:t>
+      </w:r>
       <w:r>
         <w:rPr>
           <w:lang w:val="es_ES" w:bidi="es_ES"/>
         </w:rPr>
         <w:t>). Posteriormente, se añadió material escrito o editado por maestros de épocas posteriores. Por ejemplo, doscientos años después de Salomón, “los consejeros del rey Ezequías de Judá” recopilaron proverbios adicionales de Salomón y los incorporaron a la antología (</w:t>
       </w:r>
-      <w:hyperlink r:id="rId22">
-        <w:r>
-          <w:rPr>
-            <w:lang w:val="es_ES" w:bidi="es_ES"/>
-          </w:rPr>
-          <w:rPr>
-            <w:color w:val="0000EE"/>
-            <w:u w:val="single"/>
-          </w:rPr>
-          <w:t>Pr 25:1</w:t>
-        </w:r>
-      </w:hyperlink>
+      <w:r>
+        <w:rPr>
+          <w:lang w:val="es_ES" w:bidi="es_ES"/>
+        </w:rPr>
+        <w:t>Pr 25:1</w:t>
+      </w:r>
       <w:r>
         <w:rPr>
           <w:lang w:val="es_ES" w:bidi="es_ES"/>
         </w:rPr>
         <w:t>). Otros autores o editores mencionados en Proverbios incluyen a Agur (</w:t>
       </w:r>
-      <w:hyperlink r:id="rId23">
-        <w:r>
-          <w:rPr>
-            <w:lang w:val="es_ES" w:bidi="es_ES"/>
-          </w:rPr>
-          <w:rPr>
-            <w:color w:val="0000EE"/>
-            <w:u w:val="single"/>
-          </w:rPr>
-          <w:t>30:1</w:t>
-        </w:r>
-      </w:hyperlink>
+      <w:r>
+        <w:rPr>
+          <w:lang w:val="es_ES" w:bidi="es_ES"/>
+        </w:rPr>
+        <w:t>30:1</w:t>
+      </w:r>
       <w:r>
         <w:rPr>
           <w:lang w:val="es_ES" w:bidi="es_ES"/>
         </w:rPr>
         <w:t>), Lemuel (</w:t>
       </w:r>
-      <w:hyperlink r:id="rId24">
-        <w:r>
-          <w:rPr>
-            <w:lang w:val="es_ES" w:bidi="es_ES"/>
-          </w:rPr>
-          <w:rPr>
-            <w:color w:val="0000EE"/>
-            <w:u w:val="single"/>
-          </w:rPr>
-          <w:t>31:1</w:t>
-        </w:r>
-      </w:hyperlink>
+      <w:r>
+        <w:rPr>
+          <w:lang w:val="es_ES" w:bidi="es_ES"/>
+        </w:rPr>
+        <w:t>31:1</w:t>
+      </w:r>
       <w:r>
         <w:rPr>
           <w:lang w:val="es_ES" w:bidi="es_ES"/>
         </w:rPr>
         <w:t>) y “los sabios” (</w:t>
       </w:r>
-      <w:hyperlink r:id="rId25">
-        <w:r>
-          <w:rPr>
-            <w:lang w:val="es_ES" w:bidi="es_ES"/>
-          </w:rPr>
-          <w:rPr>
-            <w:color w:val="0000EE"/>
-            <w:u w:val="single"/>
-          </w:rPr>
-          <w:t>22:17,</w:t>
-        </w:r>
-      </w:hyperlink>
+      <w:r>
+        <w:rPr>
+          <w:lang w:val="es_ES" w:bidi="es_ES"/>
+        </w:rPr>
+        <w:t>22:17,</w:t>
+      </w:r>
       <w:r>
         <w:rPr>
           <w:lang w:val="es_ES" w:bidi="es_ES"/>
         </w:rPr>
         <w:t xml:space="preserve"> </w:t>
       </w:r>
-      <w:hyperlink r:id="rId26">
-        <w:r>
-          <w:rPr>
-            <w:lang w:val="es_ES" w:bidi="es_ES"/>
-          </w:rPr>
-          <w:rPr>
-            <w:color w:val="0000EE"/>
-            <w:u w:val="single"/>
-          </w:rPr>
-          <w:t>24:23</w:t>
-        </w:r>
-      </w:hyperlink>
+      <w:r>
+        <w:rPr>
+          <w:lang w:val="es_ES" w:bidi="es_ES"/>
+        </w:rPr>
+        <w:t>24:23</w:t>
+      </w:r>
       <w:r>
         <w:rPr>
           <w:lang w:val="es_ES" w:bidi="es_ES"/>
@@ -827,18 +743,12 @@
         </w:rPr>
         <w:t>Algunos de los dichos están influenciados por naciones vecinas, como los “treinta dichos” de los sabios (</w:t>
       </w:r>
-      <w:hyperlink r:id="rId27">
-        <w:r>
-          <w:rPr>
-            <w:lang w:val="es_ES" w:bidi="es_ES"/>
-          </w:rPr>
-          <w:rPr>
-            <w:color w:val="0000EE"/>
-            <w:u w:val="single"/>
-          </w:rPr>
-          <w:t>22:17–24:22</w:t>
-        </w:r>
-      </w:hyperlink>
+      <w:r>
+        <w:rPr>
+          <w:lang w:val="es_ES" w:bidi="es_ES"/>
+        </w:rPr>
+        <w:t>22:17–24:22</w:t>
+      </w:r>
       <w:r>
         <w:rPr>
           <w:lang w:val="es_ES" w:bidi="es_ES"/>
@@ -877,18 +787,12 @@
           <w:lang w:val="es_ES" w:bidi="es_ES"/>
         </w:rPr>
       </w:r>
-      <w:hyperlink r:id="rId28">
-        <w:r>
-          <w:rPr>
-            <w:lang w:val="es_ES" w:bidi="es_ES"/>
-          </w:rPr>
-          <w:rPr>
-            <w:color w:val="0000EE"/>
-            <w:u w:val="single"/>
-          </w:rPr>
-          <w:t>Pr 1:8–9:18</w:t>
-        </w:r>
-      </w:hyperlink>
+      <w:r>
+        <w:rPr>
+          <w:lang w:val="es_ES" w:bidi="es_ES"/>
+        </w:rPr>
+        <w:t>Pr 1:8–9:18</w:t>
+      </w:r>
       <w:r>
         <w:rPr>
           <w:lang w:val="es_ES" w:bidi="es_ES"/>
@@ -908,18 +812,12 @@
         </w:rPr>
         <w:t xml:space="preserve"> egipcia era un aprendiz. Sin embargo, la mención de la “madre” en Proverbios (por ejemplo, </w:t>
       </w:r>
-      <w:hyperlink r:id="rId29">
-        <w:r>
-          <w:rPr>
-            <w:lang w:val="es_ES" w:bidi="es_ES"/>
-          </w:rPr>
-          <w:rPr>
-            <w:color w:val="0000EE"/>
-            <w:u w:val="single"/>
-          </w:rPr>
-          <w:t>1:8</w:t>
-        </w:r>
-      </w:hyperlink>
+      <w:r>
+        <w:rPr>
+          <w:lang w:val="es_ES" w:bidi="es_ES"/>
+        </w:rPr>
+        <w:t>1:8</w:t>
+      </w:r>
       <w:r>
         <w:rPr>
           <w:lang w:val="es_ES" w:bidi="es_ES"/>
@@ -940,72 +838,48 @@
         </w:rPr>
         <w:t>Gran parte del material es más apropiado para jóvenes varones que para mujeres (como las advertencias para evitar a mujeres inmorales); sin embargo, Proverbios tiene un público mucho más amplio que solo los jóvenes. Su propósito es enseñar sabiduría a las personas (</w:t>
       </w:r>
-      <w:hyperlink r:id="rId30">
-        <w:r>
-          <w:rPr>
-            <w:lang w:val="es_ES" w:bidi="es_ES"/>
-          </w:rPr>
-          <w:rPr>
-            <w:color w:val="0000EE"/>
-            <w:u w:val="single"/>
-          </w:rPr>
-          <w:t>1:2</w:t>
-        </w:r>
-      </w:hyperlink>
+      <w:r>
+        <w:rPr>
+          <w:lang w:val="es_ES" w:bidi="es_ES"/>
+        </w:rPr>
+        <w:t>1:2</w:t>
+      </w:r>
       <w:r>
         <w:rPr>
           <w:lang w:val="es_ES" w:bidi="es_ES"/>
         </w:rPr>
         <w:t>), tanto a los sencillos (</w:t>
       </w:r>
-      <w:hyperlink r:id="rId31">
-        <w:r>
-          <w:rPr>
-            <w:lang w:val="es_ES" w:bidi="es_ES"/>
-          </w:rPr>
-          <w:rPr>
-            <w:color w:val="0000EE"/>
-            <w:u w:val="single"/>
-          </w:rPr>
-          <w:t>1:4</w:t>
-        </w:r>
-      </w:hyperlink>
+      <w:r>
+        <w:rPr>
+          <w:lang w:val="es_ES" w:bidi="es_ES"/>
+        </w:rPr>
+        <w:t>1:4</w:t>
+      </w:r>
       <w:r>
         <w:rPr>
           <w:lang w:val="es_ES" w:bidi="es_ES"/>
         </w:rPr>
         <w:t>) como a los sabios (</w:t>
       </w:r>
-      <w:hyperlink r:id="rId32">
-        <w:r>
-          <w:rPr>
-            <w:lang w:val="es_ES" w:bidi="es_ES"/>
-          </w:rPr>
-          <w:rPr>
-            <w:color w:val="0000EE"/>
-            <w:u w:val="single"/>
-          </w:rPr>
-          <w:t>1:5</w:t>
-        </w:r>
-      </w:hyperlink>
+      <w:r>
+        <w:rPr>
+          <w:lang w:val="es_ES" w:bidi="es_ES"/>
+        </w:rPr>
+        <w:t>1:5</w:t>
+      </w:r>
       <w:r>
         <w:rPr>
           <w:lang w:val="es_ES" w:bidi="es_ES"/>
         </w:rPr>
         <w:t>). Proverbios está dirigido a todos, pero no todos lo aceptarán (</w:t>
       </w:r>
-      <w:hyperlink r:id="rId33">
-        <w:r>
-          <w:rPr>
-            <w:lang w:val="es_ES" w:bidi="es_ES"/>
-          </w:rPr>
-          <w:rPr>
-            <w:color w:val="0000EE"/>
-            <w:u w:val="single"/>
-          </w:rPr>
-          <w:t>1:7</w:t>
-        </w:r>
-      </w:hyperlink>
+      <w:r>
+        <w:rPr>
+          <w:lang w:val="es_ES" w:bidi="es_ES"/>
+        </w:rPr>
+        <w:t>1:7</w:t>
+      </w:r>
       <w:r>
         <w:rPr>
           <w:lang w:val="es_ES" w:bidi="es_ES"/>
@@ -1065,18 +939,12 @@
         </w:rPr>
         <w:t>El consejo de los proverbios a veces parece contradictorio, pero la sabiduría y una lectura cuidadosa revelan las circunstancias a las que se aplica cada consejo. ¿Deberíamos responder a los argumentos de un necio? ¿O deberíamos guardar silencio al darnos cuenta de que estamos discutiendo con un necio (</w:t>
       </w:r>
-      <w:hyperlink r:id="rId34">
-        <w:r>
-          <w:rPr>
-            <w:lang w:val="es_ES" w:bidi="es_ES"/>
-          </w:rPr>
-          <w:rPr>
-            <w:color w:val="0000EE"/>
-            <w:u w:val="single"/>
-          </w:rPr>
-          <w:t>26:4–5</w:t>
-        </w:r>
-      </w:hyperlink>
+      <w:r>
+        <w:rPr>
+          <w:lang w:val="es_ES" w:bidi="es_ES"/>
+        </w:rPr>
+        <w:t>26:4–5</w:t>
+      </w:r>
       <w:r>
         <w:rPr>
           <w:lang w:val="es_ES" w:bidi="es_ES"/>
@@ -1097,18 +965,12 @@
         </w:rPr>
         <w:t xml:space="preserve">La sabiduría de los proverbios es práctica, pero los dichos ofrecen mucho más que buenos consejos. La verdadera sabiduría se fundamenta en una relación reverente y llena de fe con Dios, quien es la auténtica fuente de toda sabiduría. Este mensaje se expresa en </w:t>
       </w:r>
-      <w:hyperlink r:id="rId33">
-        <w:r>
-          <w:rPr>
-            <w:lang w:val="es_ES" w:bidi="es_ES"/>
-          </w:rPr>
-          <w:rPr>
-            <w:color w:val="0000EE"/>
-            <w:u w:val="single"/>
-          </w:rPr>
-          <w:t>1:7</w:t>
-        </w:r>
-      </w:hyperlink>
+      <w:r>
+        <w:rPr>
+          <w:lang w:val="es_ES" w:bidi="es_ES"/>
+        </w:rPr>
+        <w:t>1:7</w:t>
+      </w:r>
       <w:r>
         <w:rPr>
           <w:lang w:val="es_ES" w:bidi="es_ES"/>
